--- a/faixa_viva_proposta.docx
+++ b/faixa_viva_proposta.docx
@@ -110,7 +110,7 @@
           <w:sz w:val="22"/>
           <w:szCs w:val="22"/>
         </w:rPr>
-        <w:t xml:space="preserve">A proposta é ancorada em um ativo real e recente: a Fernão Dias (BR-381), 569 km assumidos pela Motiva em abril de 2026, com um pacote de R$ 14,8 bilhões em investimentos já anunciado — incluindo 108 km de faixas adicionais e vias marginais novas (mais taludes recém-terraplenados exigindo controle de erosão) e câmeras de detecção automática, previstas para entrar em operação em até 24 meses. O protótipo interativo (link ao final deste documento) simula os primeiros 96 km da rodovia, divididos em 13 trechos, demonstrando a lógica de ponta a ponta.</w:t>
+        <w:t>A proposta é ancorada em um ativo real e recente: a Fernão Dias (BR-381), 569 km assumidos pela Motiva em abril de 2026, com um pacote de R$ 14,8 bilhões em investimentos já anunciado — incluindo 108 km de faixas adicionais e vias marginais novas (mais taludes recém-terraplenados exigindo controle de erosão) e câmeras de detecção automática, previstas para entrar em operação em até 24 meses. O protótipo interativo (link ao final deste documento) já roda sobre um trecho inicial real da rodovia — 87 km com posições em km e coordenadas extraídas do OpenStreetMap (relação BR-381 via Overpass API), divididos em 13 trechos —, demonstrando a lógica de ponta a ponta sobre geografia real, não apenas simulada.</w:t>
       </w:r>
     </w:p>
     <w:p>
@@ -123,7 +123,7 @@
           <w:sz w:val="22"/>
           <w:szCs w:val="22"/>
         </w:rPr>
-        <w:t xml:space="preserve">Para mostrar que a lógica generaliza — e não foi calibrada só para um caso —, o mesmo protótipo permite alternar para dois outros corredores da Motiva com perfis de risco bem diferentes: a Autoban (SP-330/SP-348, 316,8 km), um corredor urbano de alto tráfego onde o risco predominante é visibilidade em interseções; e a Motiva Paraná (BR-369/373/376, 569 km), que desce a Serra do Mar até o Porto de Paranaguá e por isso concentra risco de erosão em taludes íngremes. Em cada trecho crítico ou em atenção, o protótipo também permite emitir uma ordem de serviço simulada — com número, prazo por severidade e confirmação de envio ao aplicativo de campo e ao CCO —, demonstrando o ciclo completo, da detecção até o despacho.</w:t>
+        <w:t>Para mostrar que a lógica generaliza — e não foi calibrada só para um caso —, o mesmo protótipo permite alternar para dois outros corredores da Motiva com perfis de risco bem diferentes: a Autoban (SP-330/SP-348, 316,8 km), um corredor urbano de alto tráfego onde o risco predominante é visibilidade em interseções, com um trecho real de 58,4 km mapeado pela Rodovia dos Bandeirantes; e a Motiva Paraná (BR-369/373/376, 569 km), que desce a Serra do Mar até o Porto de Paranaguá e por isso concentra risco de erosão em taludes íngremes, com um trecho real de 14,6 km mapeado na própria descida da serra — ambos com geometria real do OpenStreetMap, não apenas a Fernão Dias. Em cada trecho crítico ou em atenção, o protótipo também permite emitir uma ordem de serviço simulada — com número, prazo por severidade, envio ao aplicativo de campo e confirmação de conclusão pela equipe —, demonstrando o ciclo completo, da detecção até o despacho e o fechamento.</w:t>
       </w:r>
     </w:p>
     <w:p>
@@ -188,7 +188,7 @@
           <w:sz w:val="22"/>
           <w:szCs w:val="22"/>
         </w:rPr>
-        <w:t xml:space="preserve">imagens gratuitas do Sentinel-2 (Copernicus/ESA), com revisita de ~5 dias, complementadas por voos de drone programados em trechos sem cobertura de câmera, pontes e viadutos.</w:t>
+        <w:t>imagens gratuitas do Sentinel-2 (Copernicus/ESA), com revisita de ~5 dias, complementadas por voos de drone programados em trechos sem cobertura de câmera, pontes e viadutos. Já implementado neste protótipo para os 5 trechos de talude mapeados da Fernão Dias — os valores de cobertura vegetal exibidos nesses trechos vêm de NDVI real, não de simulação (ver seção "Dados reais já verificados").</w:t>
       </w:r>
     </w:p>
     <w:p>
@@ -516,7 +516,7 @@
                 <w:sz w:val="26"/>
                 <w:szCs w:val="26"/>
               </w:rPr>
-              <w:t xml:space="preserve">96 km</w:t>
+              <w:t>87 km</w:t>
             </w:r>
           </w:p>
           <w:p>
@@ -574,7 +574,7 @@
                 <w:sz w:val="26"/>
                 <w:szCs w:val="26"/>
               </w:rPr>
-              <w:t xml:space="preserve">7 de 13</w:t>
+              <w:t>4 de 13</w:t>
             </w:r>
           </w:p>
           <w:p>
@@ -584,7 +584,7 @@
                 <w:sz w:val="16"/>
                 <w:szCs w:val="16"/>
               </w:rPr>
-              <w:t xml:space="preserve">53% da extensão monitorada</w:t>
+              <w:t>31% da extensão monitorada</w:t>
             </w:r>
           </w:p>
         </w:tc>
@@ -692,7 +692,7 @@
                 <w:sz w:val="26"/>
                 <w:szCs w:val="26"/>
               </w:rPr>
-              <w:t xml:space="preserve">~R$ 605 mil/ano</w:t>
+              <w:t>~R$ 548 mil/ano</w:t>
             </w:r>
           </w:p>
           <w:p>
@@ -912,7 +912,7 @@
                 <w:sz w:val="19"/>
                 <w:szCs w:val="19"/>
               </w:rPr>
-              <w:t xml:space="preserve">96 km</w:t>
+              <w:t>87 km</w:t>
             </w:r>
           </w:p>
         </w:tc>
@@ -943,7 +943,7 @@
                 <w:sz w:val="19"/>
                 <w:szCs w:val="19"/>
               </w:rPr>
-              <w:t xml:space="preserve">R$ 605 mil/ano</w:t>
+              <w:t>R$ 548 mil/ano</w:t>
             </w:r>
           </w:p>
         </w:tc>
@@ -1469,7 +1469,7 @@
           <w:sz w:val="22"/>
           <w:szCs w:val="22"/>
         </w:rPr>
-        <w:t xml:space="preserve">dos limites operacionais (altura, cobertura) por tipo de solo e vegetação; mitigado validando com o time de conservação local no MVP, antes de escalar.</w:t>
+        <w:t>dos limites operacionais (altura, cobertura) por tipo de solo e vegetação; mitigado validando com o time de conservação local no MVP, antes de escalar. Isso já apareceu na prática: ao plugar NDVI real do Sentinel-2 nos 5 taludes mapeados da Fernão Dias, o limiar de 50% calibrado para as curvas sintéticas teria sinalizado a maioria dos trechos como alerta — cobertura vegetal real de talude rodoviário fica tipicamente entre 40–70%, faixa mais estreita do que a assumida inicialmente. O protótipo já roda com um limiar de escalada recalibrado para essa métrica, deixado explícito na tela — a calibração final é exatamente o trabalho a validar com a concessionária no MVP.</w:t>
       </w:r>
     </w:p>
     <w:p>
@@ -1491,7 +1491,7 @@
           <w:sz w:val="22"/>
           <w:szCs w:val="22"/>
         </w:rPr>
-        <w:t xml:space="preserve">Nem todo dado deste documento é simulado. Dois custos de referência já foram checados diretamente na tabela SICRO/DNIT — o sistema oficial de custos referenciais para obras rodoviárias federais, atualizado trimestralmente — na referência SP de abril de 2026:</w:t>
+        <w:t>Nem todo dado deste protótipo é simulado — e essa fração real cresceu desde a primeira versão desta proposta. Cinco categorias de dado já são reais, verificáveis e citadas com fonte, não apenas planejadas:</w:t>
       </w:r>
     </w:p>
     <w:p>
@@ -1552,6 +1552,84 @@
     </w:p>
     <w:p>
       <w:pPr>
+        <w:pStyle w:val="ListParagraph"/>
+        <w:numPr>
+          <w:ilvl w:val="0"/>
+          <w:numId w:val="2"/>
+        </w:numPr>
+        <w:spacing w:after="90" w:line="290"/>
+      </w:pPr>
+      <w:r>
+        <w:rPr>
+          <w:b/>
+          <w:color w:val="1C1B15"/>
+          <w:sz w:val="22"/>
+        </w:rPr>
+        <w:t xml:space="preserve">Geometria real de rodovia — </w:t>
+      </w:r>
+      <w:r>
+        <w:rPr>
+          <w:b w:val="0"/>
+          <w:color w:val="1C1B15"/>
+          <w:sz w:val="22"/>
+        </w:rPr>
+        <w:t>posições em km e coordenadas de todos os 36 trechos mapeados nas 3 rodovias (13 na Fernão Dias, 11 na Autoban, 12 na Motiva Paraná) vêm da relação de cada rodovia no OpenStreetMap, via Overpass API — não são mais números redondos arbitrários. Cada trecho do protótipo tem um link "Ver coordenada real no mapa" que abre a localização exata.</w:t>
+      </w:r>
+    </w:p>
+    <w:p>
+      <w:pPr>
+        <w:pStyle w:val="ListParagraph"/>
+        <w:numPr>
+          <w:ilvl w:val="0"/>
+          <w:numId w:val="2"/>
+        </w:numPr>
+        <w:spacing w:after="90" w:line="290"/>
+      </w:pPr>
+      <w:r>
+        <w:rPr>
+          <w:b/>
+          <w:color w:val="1C1B15"/>
+          <w:sz w:val="22"/>
+        </w:rPr>
+        <w:t xml:space="preserve">NDVI real via satélite — </w:t>
+      </w:r>
+      <w:r>
+        <w:rPr>
+          <w:b w:val="0"/>
+          <w:color w:val="1C1B15"/>
+          <w:sz w:val="22"/>
+        </w:rPr>
+        <w:t>os 5 trechos de talude da Fernão Dias, mais um ponto de referência na Autoban e na Motiva Paraná, têm cobertura vegetal calculada a partir de NDVI real do Sentinel-2 L2A, obtido via Copernicus Data Space Ecosystem (Statistical API) para a coordenada exata de cada trecho — não é mais só um número simulado com semente fixa.</w:t>
+      </w:r>
+    </w:p>
+    <w:p>
+      <w:pPr>
+        <w:pStyle w:val="ListParagraph"/>
+        <w:numPr>
+          <w:ilvl w:val="0"/>
+          <w:numId w:val="2"/>
+        </w:numPr>
+        <w:spacing w:after="90" w:line="290"/>
+      </w:pPr>
+      <w:r>
+        <w:rPr>
+          <w:b/>
+          <w:color w:val="1C1B15"/>
+          <w:sz w:val="22"/>
+        </w:rPr>
+        <w:t xml:space="preserve">Imagens de satélite reais — </w:t>
+      </w:r>
+      <w:r>
+        <w:rPr>
+          <w:b w:val="0"/>
+          <w:color w:val="1C1B15"/>
+          <w:sz w:val="22"/>
+        </w:rPr>
+        <w:t>o protótipo traz uma galeria com 4 imagens Sentinel-2 reais (RGB verdadeiro), uma de cada rodovia/trecho, cada uma com um toggle para alternar para a mesma cena renderizada por NDVI (verde = cobertura densa, marrom = solo exposto). Não são câmeras ao vivo — a Fernão Dias ainda não tem câmera instalada — mas são a passagem de satélite mais recente e sem nuvens disponível para aquele ponto exato.</w:t>
+      </w:r>
+    </w:p>
+    <w:p>
+      <w:pPr>
         <w:spacing w:after="140" w:line="300"/>
       </w:pPr>
       <w:r>
@@ -1560,7 +1638,7 @@
           <w:sz w:val="22"/>
           <w:szCs w:val="22"/>
         </w:rPr>
-        <w:t xml:space="preserve">O custo de roçada mecanizada em si (código SICRO 3.S.08.901.00, medido em ha, com referência de ~3,6 ha por km de rodovia) existe na mesma tabela, mas não foi possível extrair o valor vigente pela ferramenta de busca gratuita usada nesta pesquisa — é o próximo número a confirmar antes de fechar a proposta. Da mesma forma, uma série real de NDVI para um ponto da Fernão Dias (via SATVeg/Embrapa ou Copernicus Data Space) não foi extraída neste documento porque ambas as plataformas exigem criação de conta gratuita, uma etapa que cabe a quem for conduzir a validação técnica do projeto.</w:t>
+        <w:t>O custo de roçada mecanizada em si (código SICRO 3.S.08.901.00, medido em ha, com referência de ~3,6 ha por km de rodovia) existe na mesma tabela, mas não foi possível extrair o valor vigente pela ferramenta de busca gratuita usada nesta pesquisa — segue como o próximo número a confirmar antes de fechar a proposta. Para contornar essa lacuna no protótipo, o painel "Manutenção fixa vs. orientada por dados" tem um campo editável de custo por roçada, para que o avaliador digite o valor real pago pela Motiva e veja a economia recalculada na hora, em vez de depender só do número de referência ilustrativo.</w:t>
       </w:r>
     </w:p>
     <w:p>
@@ -1675,7 +1753,7 @@
           <w:sz w:val="22"/>
           <w:szCs w:val="22"/>
         </w:rPr>
-        <w:t xml:space="preserve">O protótipo completo — com mapa de trechos, série temporal por segmento, priorização de intervenções, emissão de ordem de serviço, alternância entre três corredores da Motiva e simulador de economia por escala — está disponível em:</w:t>
+        <w:t>O protótipo completo — com mapa de trechos sobre geometria real, série temporal por segmento (real nos taludes da Fernão Dias, via NDVI/Sentinel-2), galeria de imagens de satélite reais com toggle para índice de vegetação, priorização de intervenções, emissão e conclusão de ordem de serviço com app de campo, exportação de relatório de conformidade, custo de roçada editável, alternância entre os três corredores da Motiva e simulador de economia por escala — está disponível em:</w:t>
       </w:r>
     </w:p>
     <w:p>
@@ -1687,7 +1765,7 @@
           <w:color w:val="2C6B4A"/>
           <w:u w:val="single"/>
         </w:rPr>
-        <w:t xml:space="preserve">https://claude.ai/code/artifact/d09fa88b-ec42-4d6e-b05c-a44c2a0c410c</w:t>
+        <w:t>https://faixa-viva.vercel.app</w:t>
       </w:r>
     </w:p>
     <w:p>
@@ -1805,6 +1883,42 @@
           <w:szCs w:val="22"/>
         </w:rPr>
         <w:t xml:space="preserve">Buscador SICRO (DNIT) — tabela de custos referenciais SP, referência Abr/2026, categoria Revegetação.</w:t>
+      </w:r>
+    </w:p>
+    <w:p>
+      <w:pPr>
+        <w:pStyle w:val="ListParagraph"/>
+        <w:numPr>
+          <w:ilvl w:val="0"/>
+          <w:numId w:val="2"/>
+        </w:numPr>
+        <w:spacing w:after="90" w:line="290"/>
+      </w:pPr>
+      <w:r>
+        <w:rPr>
+          <w:b w:val="0"/>
+          <w:color w:val="1C1B15"/>
+          <w:sz w:val="22"/>
+        </w:rPr>
+        <w:t>Copernicus Data Space Ecosystem (ESA) — API estatística e de processamento Sentinel-2 L2A, usada para extrair NDVI real e imagens de satélite reais das coordenadas de cada trecho mapeado (mai.–jul. 2026).</w:t>
+      </w:r>
+    </w:p>
+    <w:p>
+      <w:pPr>
+        <w:pStyle w:val="ListParagraph"/>
+        <w:numPr>
+          <w:ilvl w:val="0"/>
+          <w:numId w:val="2"/>
+        </w:numPr>
+        <w:spacing w:after="90" w:line="290"/>
+      </w:pPr>
+      <w:r>
+        <w:rPr>
+          <w:b w:val="0"/>
+          <w:color w:val="1C1B15"/>
+          <w:sz w:val="22"/>
+        </w:rPr>
+        <w:t>OpenStreetMap / Overpass API — geometria real (posições em km, coordenadas, estruturas como o Túnel Mata Fria na Fernão Dias) das 3 rodovias mapeadas no protótipo, sob licença ODbL.</w:t>
       </w:r>
     </w:p>
     <w:sectPr>
